--- a/doc/简历/分析简历.docx
+++ b/doc/简历/分析简历.docx
@@ -154,7 +154,6 @@
           <w:bCs/>
           <w:sz w:val="19"/>
           <w:szCs w:val="19"/>
-          <w:bdr w:val="none" w:color="auto" w:sz="0" w:space="0"/>
         </w:rPr>
         <w:t>一个 “全局大 Map”，但每个线程只能用自己的 “线程 ID” 当钥匙，只能拿到自己存进去的值</w:t>
       </w:r>
@@ -264,7 +263,6 @@
           <w:bCs/>
           <w:sz w:val="19"/>
           <w:szCs w:val="19"/>
-          <w:bdr w:val="none" w:color="auto" w:sz="0" w:space="0"/>
         </w:rPr>
         <w:t>定类型</w:t>
       </w:r>
@@ -272,7 +270,6 @@
         <w:rPr>
           <w:sz w:val="19"/>
           <w:szCs w:val="19"/>
-          <w:bdr w:val="none" w:color="auto" w:sz="0" w:space="0"/>
         </w:rPr>
         <w:t>：从 OOM 日志判断是堆 / 元空间 / 直接内存溢出；</w:t>
       </w:r>
@@ -318,7 +315,6 @@
           <w:bCs/>
           <w:sz w:val="19"/>
           <w:szCs w:val="19"/>
-          <w:bdr w:val="none" w:color="auto" w:sz="0" w:space="0"/>
         </w:rPr>
         <w:t>抓快照</w:t>
       </w:r>
@@ -326,7 +322,6 @@
         <w:rPr>
           <w:sz w:val="19"/>
           <w:szCs w:val="19"/>
-          <w:bdr w:val="none" w:color="auto" w:sz="0" w:space="0"/>
         </w:rPr>
         <w:t>：用 JVM 参数自动生成或 jmap 手动抓取 heap dump；</w:t>
       </w:r>
@@ -372,7 +367,6 @@
           <w:bCs/>
           <w:sz w:val="19"/>
           <w:szCs w:val="19"/>
-          <w:bdr w:val="none" w:color="auto" w:sz="0" w:space="0"/>
         </w:rPr>
         <w:t>析快照</w:t>
       </w:r>
@@ -380,7 +374,6 @@
         <w:rPr>
           <w:sz w:val="19"/>
           <w:szCs w:val="19"/>
-          <w:bdr w:val="none" w:color="auto" w:sz="0" w:space="0"/>
         </w:rPr>
         <w:t>：用 MAT 看内存占用最多的对象和引用链，定位泄漏点；</w:t>
       </w:r>
@@ -426,7 +419,6 @@
           <w:bCs/>
           <w:sz w:val="19"/>
           <w:szCs w:val="19"/>
-          <w:bdr w:val="none" w:color="auto" w:sz="0" w:space="0"/>
         </w:rPr>
         <w:t>修问题</w:t>
       </w:r>
@@ -434,7 +426,6 @@
         <w:rPr>
           <w:sz w:val="19"/>
           <w:szCs w:val="19"/>
-          <w:bdr w:val="none" w:color="auto" w:sz="0" w:space="0"/>
         </w:rPr>
         <w:t>：清理内存泄漏 / 优化代码 / 调整 JVM 参数，验证修复效果</w:t>
       </w:r>
@@ -442,6 +433,7 @@
     <w:p>
       <w:pPr>
         <w:numPr>
+          <w:ilvl w:val="0"/>
           <w:numId w:val="0"/>
         </w:numPr>
         <w:rPr>
@@ -556,7 +548,6 @@
           <w:kern w:val="0"/>
           <w:sz w:val="19"/>
           <w:szCs w:val="19"/>
-          <w:bdr w:val="none" w:color="auto" w:sz="0" w:space="0"/>
           <w:lang w:val="en-US" w:eastAsia="zh-CN" w:bidi="ar"/>
         </w:rPr>
         <w:t>MySQL 最常用的两种引擎是 InnoDB 和 MyISAM：</w:t>
@@ -593,7 +584,6 @@
           <w:bCs/>
           <w:sz w:val="19"/>
           <w:szCs w:val="19"/>
-          <w:bdr w:val="none" w:color="auto" w:sz="0" w:space="0"/>
         </w:rPr>
         <w:t>InnoDB</w:t>
       </w:r>
@@ -601,7 +591,6 @@
         <w:rPr>
           <w:sz w:val="19"/>
           <w:szCs w:val="19"/>
-          <w:bdr w:val="none" w:color="auto" w:sz="0" w:space="0"/>
         </w:rPr>
         <w:t xml:space="preserve"> 是默认引擎，支持事务、行级锁和外键，崩溃后可恢复，适合有事务要求、高并发读写的场景（比如电商订单、金融交易）；</w:t>
       </w:r>
@@ -637,7 +626,6 @@
           <w:bCs/>
           <w:sz w:val="19"/>
           <w:szCs w:val="19"/>
-          <w:bdr w:val="none" w:color="auto" w:sz="0" w:space="0"/>
         </w:rPr>
         <w:t>MyISAM</w:t>
       </w:r>
@@ -645,7 +633,6 @@
         <w:rPr>
           <w:sz w:val="19"/>
           <w:szCs w:val="19"/>
-          <w:bdr w:val="none" w:color="auto" w:sz="0" w:space="0"/>
         </w:rPr>
         <w:t xml:space="preserve"> 不支持事务和行锁，仅表级锁，读性能快，适合读多写少、无需事务的场景（比如日志表、静态数据报表）。</w:t>
       </w:r>
@@ -669,8 +656,6 @@
           </w14:textFill>
         </w:rPr>
       </w:pPr>
-      <w:bookmarkStart w:id="1" w:name="_GoBack"/>
-      <w:bookmarkEnd w:id="1"/>
     </w:p>
     <w:p>
       <w:pPr>
@@ -994,7 +979,6 @@
           <w:kern w:val="0"/>
           <w:sz w:val="19"/>
           <w:szCs w:val="19"/>
-          <w:bdr w:val="none" w:color="auto" w:sz="0" w:space="0"/>
           <w:lang w:val="en-US" w:eastAsia="zh-CN" w:bidi="ar"/>
         </w:rPr>
         <w:t>纯加锁可以实现事务隔离，但并发性能差；MVCC 是</w:t>
@@ -1008,7 +992,6 @@
           <w:kern w:val="0"/>
           <w:sz w:val="19"/>
           <w:szCs w:val="19"/>
-          <w:bdr w:val="none" w:color="auto" w:sz="0" w:space="0"/>
           <w:lang w:val="en-US" w:eastAsia="zh-CN" w:bidi="ar"/>
         </w:rPr>
         <w:t>无锁读、有锁写</w:t>
@@ -1019,7 +1002,6 @@
           <w:kern w:val="0"/>
           <w:sz w:val="19"/>
           <w:szCs w:val="19"/>
-          <w:bdr w:val="none" w:color="auto" w:sz="0" w:space="0"/>
           <w:lang w:val="en-US" w:eastAsia="zh-CN" w:bidi="ar"/>
         </w:rPr>
         <w:t>的机制，在保证隔离级别的同时，让高并发读场景更快。</w:t>
@@ -1272,6 +1254,7 @@
       <w:pPr>
         <w:widowControl w:val="0"/>
         <w:numPr>
+          <w:ilvl w:val="0"/>
           <w:numId w:val="0"/>
         </w:numPr>
         <w:jc w:val="both"/>
@@ -1324,6 +1307,7 @@
       <w:pPr>
         <w:widowControl w:val="0"/>
         <w:numPr>
+          <w:ilvl w:val="0"/>
           <w:numId w:val="0"/>
         </w:numPr>
         <w:jc w:val="both"/>
@@ -1376,13 +1360,10 @@
       <w:pPr>
         <w:widowControl w:val="0"/>
         <w:numPr>
+          <w:ilvl w:val="0"/>
           <w:numId w:val="0"/>
         </w:numPr>
         <w:jc w:val="both"/>
-        <w:rPr>
-          <w:rFonts w:hint="default"/>
-          <w:lang w:val="en-US" w:eastAsia="zh-CN"/>
-        </w:rPr>
       </w:pPr>
       <w:r>
         <w:drawing>
@@ -1427,6 +1408,585 @@
           </wp:inline>
         </w:drawing>
       </w:r>
+    </w:p>
+    <w:p>
+      <w:pPr>
+        <w:widowControl w:val="0"/>
+        <w:numPr>
+          <w:ilvl w:val="0"/>
+          <w:numId w:val="0"/>
+        </w:numPr>
+        <w:jc w:val="both"/>
+      </w:pPr>
+      <w:r>
+        <w:drawing>
+          <wp:inline distT="0" distB="0" distL="114300" distR="114300">
+            <wp:extent cx="5269865" cy="2566670"/>
+            <wp:effectExtent l="0" t="0" r="3175" b="8890"/>
+            <wp:docPr id="1" name="图片 1"/>
+            <wp:cNvGraphicFramePr>
+              <a:graphicFrameLocks xmlns:a="http://schemas.openxmlformats.org/drawingml/2006/main" noChangeAspect="1"/>
+            </wp:cNvGraphicFramePr>
+            <a:graphic xmlns:a="http://schemas.openxmlformats.org/drawingml/2006/main">
+              <a:graphicData uri="http://schemas.openxmlformats.org/drawingml/2006/picture">
+                <pic:pic xmlns:pic="http://schemas.openxmlformats.org/drawingml/2006/picture">
+                  <pic:nvPicPr>
+                    <pic:cNvPr id="1" name="图片 1"/>
+                    <pic:cNvPicPr>
+                      <a:picLocks noChangeAspect="1"/>
+                    </pic:cNvPicPr>
+                  </pic:nvPicPr>
+                  <pic:blipFill>
+                    <a:blip r:embed="rId7"/>
+                    <a:stretch>
+                      <a:fillRect/>
+                    </a:stretch>
+                  </pic:blipFill>
+                  <pic:spPr>
+                    <a:xfrm>
+                      <a:off x="0" y="0"/>
+                      <a:ext cx="5269865" cy="2566670"/>
+                    </a:xfrm>
+                    <a:prstGeom prst="rect">
+                      <a:avLst/>
+                    </a:prstGeom>
+                    <a:noFill/>
+                    <a:ln>
+                      <a:noFill/>
+                    </a:ln>
+                  </pic:spPr>
+                </pic:pic>
+              </a:graphicData>
+            </a:graphic>
+          </wp:inline>
+        </w:drawing>
+      </w:r>
+    </w:p>
+    <w:p>
+      <w:pPr>
+        <w:widowControl w:val="0"/>
+        <w:numPr>
+          <w:ilvl w:val="0"/>
+          <w:numId w:val="0"/>
+        </w:numPr>
+        <w:jc w:val="both"/>
+      </w:pPr>
+      <w:r>
+        <w:drawing>
+          <wp:inline distT="0" distB="0" distL="114300" distR="114300">
+            <wp:extent cx="5269865" cy="3117215"/>
+            <wp:effectExtent l="0" t="0" r="3175" b="6985"/>
+            <wp:docPr id="5" name="图片 2"/>
+            <wp:cNvGraphicFramePr>
+              <a:graphicFrameLocks xmlns:a="http://schemas.openxmlformats.org/drawingml/2006/main" noChangeAspect="1"/>
+            </wp:cNvGraphicFramePr>
+            <a:graphic xmlns:a="http://schemas.openxmlformats.org/drawingml/2006/main">
+              <a:graphicData uri="http://schemas.openxmlformats.org/drawingml/2006/picture">
+                <pic:pic xmlns:pic="http://schemas.openxmlformats.org/drawingml/2006/picture">
+                  <pic:nvPicPr>
+                    <pic:cNvPr id="5" name="图片 2"/>
+                    <pic:cNvPicPr>
+                      <a:picLocks noChangeAspect="1"/>
+                    </pic:cNvPicPr>
+                  </pic:nvPicPr>
+                  <pic:blipFill>
+                    <a:blip r:embed="rId8"/>
+                    <a:stretch>
+                      <a:fillRect/>
+                    </a:stretch>
+                  </pic:blipFill>
+                  <pic:spPr>
+                    <a:xfrm>
+                      <a:off x="0" y="0"/>
+                      <a:ext cx="5269865" cy="3117215"/>
+                    </a:xfrm>
+                    <a:prstGeom prst="rect">
+                      <a:avLst/>
+                    </a:prstGeom>
+                    <a:noFill/>
+                    <a:ln>
+                      <a:noFill/>
+                    </a:ln>
+                  </pic:spPr>
+                </pic:pic>
+              </a:graphicData>
+            </a:graphic>
+          </wp:inline>
+        </w:drawing>
+      </w:r>
+    </w:p>
+    <w:p>
+      <w:pPr>
+        <w:widowControl w:val="0"/>
+        <w:numPr>
+          <w:ilvl w:val="0"/>
+          <w:numId w:val="0"/>
+        </w:numPr>
+        <w:jc w:val="both"/>
+      </w:pPr>
+      <w:r>
+        <w:drawing>
+          <wp:inline distT="0" distB="0" distL="114300" distR="114300">
+            <wp:extent cx="5263515" cy="2561590"/>
+            <wp:effectExtent l="0" t="0" r="9525" b="13970"/>
+            <wp:docPr id="6" name="图片 3"/>
+            <wp:cNvGraphicFramePr>
+              <a:graphicFrameLocks xmlns:a="http://schemas.openxmlformats.org/drawingml/2006/main" noChangeAspect="1"/>
+            </wp:cNvGraphicFramePr>
+            <a:graphic xmlns:a="http://schemas.openxmlformats.org/drawingml/2006/main">
+              <a:graphicData uri="http://schemas.openxmlformats.org/drawingml/2006/picture">
+                <pic:pic xmlns:pic="http://schemas.openxmlformats.org/drawingml/2006/picture">
+                  <pic:nvPicPr>
+                    <pic:cNvPr id="6" name="图片 3"/>
+                    <pic:cNvPicPr>
+                      <a:picLocks noChangeAspect="1"/>
+                    </pic:cNvPicPr>
+                  </pic:nvPicPr>
+                  <pic:blipFill>
+                    <a:blip r:embed="rId9"/>
+                    <a:stretch>
+                      <a:fillRect/>
+                    </a:stretch>
+                  </pic:blipFill>
+                  <pic:spPr>
+                    <a:xfrm>
+                      <a:off x="0" y="0"/>
+                      <a:ext cx="5263515" cy="2561590"/>
+                    </a:xfrm>
+                    <a:prstGeom prst="rect">
+                      <a:avLst/>
+                    </a:prstGeom>
+                    <a:noFill/>
+                    <a:ln>
+                      <a:noFill/>
+                    </a:ln>
+                  </pic:spPr>
+                </pic:pic>
+              </a:graphicData>
+            </a:graphic>
+          </wp:inline>
+        </w:drawing>
+      </w:r>
+    </w:p>
+    <w:p>
+      <w:pPr>
+        <w:widowControl w:val="0"/>
+        <w:numPr>
+          <w:ilvl w:val="0"/>
+          <w:numId w:val="0"/>
+        </w:numPr>
+        <w:jc w:val="both"/>
+      </w:pPr>
+      <w:r>
+        <w:drawing>
+          <wp:inline distT="0" distB="0" distL="114300" distR="114300">
+            <wp:extent cx="5260340" cy="2639060"/>
+            <wp:effectExtent l="0" t="0" r="12700" b="12700"/>
+            <wp:docPr id="7" name="图片 4"/>
+            <wp:cNvGraphicFramePr>
+              <a:graphicFrameLocks xmlns:a="http://schemas.openxmlformats.org/drawingml/2006/main" noChangeAspect="1"/>
+            </wp:cNvGraphicFramePr>
+            <a:graphic xmlns:a="http://schemas.openxmlformats.org/drawingml/2006/main">
+              <a:graphicData uri="http://schemas.openxmlformats.org/drawingml/2006/picture">
+                <pic:pic xmlns:pic="http://schemas.openxmlformats.org/drawingml/2006/picture">
+                  <pic:nvPicPr>
+                    <pic:cNvPr id="7" name="图片 4"/>
+                    <pic:cNvPicPr>
+                      <a:picLocks noChangeAspect="1"/>
+                    </pic:cNvPicPr>
+                  </pic:nvPicPr>
+                  <pic:blipFill>
+                    <a:blip r:embed="rId10"/>
+                    <a:stretch>
+                      <a:fillRect/>
+                    </a:stretch>
+                  </pic:blipFill>
+                  <pic:spPr>
+                    <a:xfrm>
+                      <a:off x="0" y="0"/>
+                      <a:ext cx="5260340" cy="2639060"/>
+                    </a:xfrm>
+                    <a:prstGeom prst="rect">
+                      <a:avLst/>
+                    </a:prstGeom>
+                    <a:noFill/>
+                    <a:ln>
+                      <a:noFill/>
+                    </a:ln>
+                  </pic:spPr>
+                </pic:pic>
+              </a:graphicData>
+            </a:graphic>
+          </wp:inline>
+        </w:drawing>
+      </w:r>
+    </w:p>
+    <w:p>
+      <w:pPr>
+        <w:widowControl w:val="0"/>
+        <w:numPr>
+          <w:ilvl w:val="0"/>
+          <w:numId w:val="0"/>
+        </w:numPr>
+        <w:jc w:val="both"/>
+      </w:pPr>
+      <w:r>
+        <w:drawing>
+          <wp:inline distT="0" distB="0" distL="114300" distR="114300">
+            <wp:extent cx="5267325" cy="1815465"/>
+            <wp:effectExtent l="0" t="0" r="5715" b="13335"/>
+            <wp:docPr id="8" name="图片 5"/>
+            <wp:cNvGraphicFramePr>
+              <a:graphicFrameLocks xmlns:a="http://schemas.openxmlformats.org/drawingml/2006/main" noChangeAspect="1"/>
+            </wp:cNvGraphicFramePr>
+            <a:graphic xmlns:a="http://schemas.openxmlformats.org/drawingml/2006/main">
+              <a:graphicData uri="http://schemas.openxmlformats.org/drawingml/2006/picture">
+                <pic:pic xmlns:pic="http://schemas.openxmlformats.org/drawingml/2006/picture">
+                  <pic:nvPicPr>
+                    <pic:cNvPr id="8" name="图片 5"/>
+                    <pic:cNvPicPr>
+                      <a:picLocks noChangeAspect="1"/>
+                    </pic:cNvPicPr>
+                  </pic:nvPicPr>
+                  <pic:blipFill>
+                    <a:blip r:embed="rId11"/>
+                    <a:stretch>
+                      <a:fillRect/>
+                    </a:stretch>
+                  </pic:blipFill>
+                  <pic:spPr>
+                    <a:xfrm>
+                      <a:off x="0" y="0"/>
+                      <a:ext cx="5267325" cy="1815465"/>
+                    </a:xfrm>
+                    <a:prstGeom prst="rect">
+                      <a:avLst/>
+                    </a:prstGeom>
+                    <a:noFill/>
+                    <a:ln>
+                      <a:noFill/>
+                    </a:ln>
+                  </pic:spPr>
+                </pic:pic>
+              </a:graphicData>
+            </a:graphic>
+          </wp:inline>
+        </w:drawing>
+      </w:r>
+    </w:p>
+    <w:p>
+      <w:pPr>
+        <w:widowControl w:val="0"/>
+        <w:numPr>
+          <w:ilvl w:val="0"/>
+          <w:numId w:val="0"/>
+        </w:numPr>
+        <w:jc w:val="both"/>
+      </w:pPr>
+      <w:r>
+        <w:drawing>
+          <wp:inline distT="0" distB="0" distL="114300" distR="114300">
+            <wp:extent cx="5264785" cy="3192780"/>
+            <wp:effectExtent l="0" t="0" r="8255" b="7620"/>
+            <wp:docPr id="9" name="图片 6"/>
+            <wp:cNvGraphicFramePr>
+              <a:graphicFrameLocks xmlns:a="http://schemas.openxmlformats.org/drawingml/2006/main" noChangeAspect="1"/>
+            </wp:cNvGraphicFramePr>
+            <a:graphic xmlns:a="http://schemas.openxmlformats.org/drawingml/2006/main">
+              <a:graphicData uri="http://schemas.openxmlformats.org/drawingml/2006/picture">
+                <pic:pic xmlns:pic="http://schemas.openxmlformats.org/drawingml/2006/picture">
+                  <pic:nvPicPr>
+                    <pic:cNvPr id="9" name="图片 6"/>
+                    <pic:cNvPicPr>
+                      <a:picLocks noChangeAspect="1"/>
+                    </pic:cNvPicPr>
+                  </pic:nvPicPr>
+                  <pic:blipFill>
+                    <a:blip r:embed="rId12"/>
+                    <a:stretch>
+                      <a:fillRect/>
+                    </a:stretch>
+                  </pic:blipFill>
+                  <pic:spPr>
+                    <a:xfrm>
+                      <a:off x="0" y="0"/>
+                      <a:ext cx="5264785" cy="3192780"/>
+                    </a:xfrm>
+                    <a:prstGeom prst="rect">
+                      <a:avLst/>
+                    </a:prstGeom>
+                    <a:noFill/>
+                    <a:ln>
+                      <a:noFill/>
+                    </a:ln>
+                  </pic:spPr>
+                </pic:pic>
+              </a:graphicData>
+            </a:graphic>
+          </wp:inline>
+        </w:drawing>
+      </w:r>
+      <w:r>
+        <w:drawing>
+          <wp:inline distT="0" distB="0" distL="114300" distR="114300">
+            <wp:extent cx="5267960" cy="1571625"/>
+            <wp:effectExtent l="0" t="0" r="5080" b="13335"/>
+            <wp:docPr id="10" name="图片 7"/>
+            <wp:cNvGraphicFramePr>
+              <a:graphicFrameLocks xmlns:a="http://schemas.openxmlformats.org/drawingml/2006/main" noChangeAspect="1"/>
+            </wp:cNvGraphicFramePr>
+            <a:graphic xmlns:a="http://schemas.openxmlformats.org/drawingml/2006/main">
+              <a:graphicData uri="http://schemas.openxmlformats.org/drawingml/2006/picture">
+                <pic:pic xmlns:pic="http://schemas.openxmlformats.org/drawingml/2006/picture">
+                  <pic:nvPicPr>
+                    <pic:cNvPr id="10" name="图片 7"/>
+                    <pic:cNvPicPr>
+                      <a:picLocks noChangeAspect="1"/>
+                    </pic:cNvPicPr>
+                  </pic:nvPicPr>
+                  <pic:blipFill>
+                    <a:blip r:embed="rId13"/>
+                    <a:stretch>
+                      <a:fillRect/>
+                    </a:stretch>
+                  </pic:blipFill>
+                  <pic:spPr>
+                    <a:xfrm>
+                      <a:off x="0" y="0"/>
+                      <a:ext cx="5267960" cy="1571625"/>
+                    </a:xfrm>
+                    <a:prstGeom prst="rect">
+                      <a:avLst/>
+                    </a:prstGeom>
+                    <a:noFill/>
+                    <a:ln>
+                      <a:noFill/>
+                    </a:ln>
+                  </pic:spPr>
+                </pic:pic>
+              </a:graphicData>
+            </a:graphic>
+          </wp:inline>
+        </w:drawing>
+      </w:r>
+    </w:p>
+    <w:p>
+      <w:pPr>
+        <w:widowControl w:val="0"/>
+        <w:numPr>
+          <w:ilvl w:val="0"/>
+          <w:numId w:val="0"/>
+        </w:numPr>
+        <w:jc w:val="both"/>
+      </w:pPr>
+      <w:r>
+        <w:drawing>
+          <wp:inline distT="0" distB="0" distL="114300" distR="114300">
+            <wp:extent cx="5274310" cy="4068445"/>
+            <wp:effectExtent l="0" t="0" r="13970" b="635"/>
+            <wp:docPr id="11" name="图片 8"/>
+            <wp:cNvGraphicFramePr>
+              <a:graphicFrameLocks xmlns:a="http://schemas.openxmlformats.org/drawingml/2006/main" noChangeAspect="1"/>
+            </wp:cNvGraphicFramePr>
+            <a:graphic xmlns:a="http://schemas.openxmlformats.org/drawingml/2006/main">
+              <a:graphicData uri="http://schemas.openxmlformats.org/drawingml/2006/picture">
+                <pic:pic xmlns:pic="http://schemas.openxmlformats.org/drawingml/2006/picture">
+                  <pic:nvPicPr>
+                    <pic:cNvPr id="11" name="图片 8"/>
+                    <pic:cNvPicPr>
+                      <a:picLocks noChangeAspect="1"/>
+                    </pic:cNvPicPr>
+                  </pic:nvPicPr>
+                  <pic:blipFill>
+                    <a:blip r:embed="rId14"/>
+                    <a:stretch>
+                      <a:fillRect/>
+                    </a:stretch>
+                  </pic:blipFill>
+                  <pic:spPr>
+                    <a:xfrm>
+                      <a:off x="0" y="0"/>
+                      <a:ext cx="5274310" cy="4068445"/>
+                    </a:xfrm>
+                    <a:prstGeom prst="rect">
+                      <a:avLst/>
+                    </a:prstGeom>
+                    <a:noFill/>
+                    <a:ln>
+                      <a:noFill/>
+                    </a:ln>
+                  </pic:spPr>
+                </pic:pic>
+              </a:graphicData>
+            </a:graphic>
+          </wp:inline>
+        </w:drawing>
+      </w:r>
+    </w:p>
+    <w:p>
+      <w:pPr>
+        <w:widowControl w:val="0"/>
+        <w:numPr>
+          <w:ilvl w:val="0"/>
+          <w:numId w:val="0"/>
+        </w:numPr>
+        <w:jc w:val="both"/>
+      </w:pPr>
+      <w:r>
+        <w:drawing>
+          <wp:inline distT="0" distB="0" distL="114300" distR="114300">
+            <wp:extent cx="5273675" cy="4657090"/>
+            <wp:effectExtent l="0" t="0" r="14605" b="6350"/>
+            <wp:docPr id="12" name="图片 9"/>
+            <wp:cNvGraphicFramePr>
+              <a:graphicFrameLocks xmlns:a="http://schemas.openxmlformats.org/drawingml/2006/main" noChangeAspect="1"/>
+            </wp:cNvGraphicFramePr>
+            <a:graphic xmlns:a="http://schemas.openxmlformats.org/drawingml/2006/main">
+              <a:graphicData uri="http://schemas.openxmlformats.org/drawingml/2006/picture">
+                <pic:pic xmlns:pic="http://schemas.openxmlformats.org/drawingml/2006/picture">
+                  <pic:nvPicPr>
+                    <pic:cNvPr id="12" name="图片 9"/>
+                    <pic:cNvPicPr>
+                      <a:picLocks noChangeAspect="1"/>
+                    </pic:cNvPicPr>
+                  </pic:nvPicPr>
+                  <pic:blipFill>
+                    <a:blip r:embed="rId15"/>
+                    <a:stretch>
+                      <a:fillRect/>
+                    </a:stretch>
+                  </pic:blipFill>
+                  <pic:spPr>
+                    <a:xfrm>
+                      <a:off x="0" y="0"/>
+                      <a:ext cx="5273675" cy="4657090"/>
+                    </a:xfrm>
+                    <a:prstGeom prst="rect">
+                      <a:avLst/>
+                    </a:prstGeom>
+                    <a:noFill/>
+                    <a:ln>
+                      <a:noFill/>
+                    </a:ln>
+                  </pic:spPr>
+                </pic:pic>
+              </a:graphicData>
+            </a:graphic>
+          </wp:inline>
+        </w:drawing>
+      </w:r>
+    </w:p>
+    <w:p>
+      <w:pPr>
+        <w:widowControl w:val="0"/>
+        <w:numPr>
+          <w:ilvl w:val="0"/>
+          <w:numId w:val="0"/>
+        </w:numPr>
+        <w:jc w:val="both"/>
+      </w:pPr>
+      <w:r>
+        <w:drawing>
+          <wp:inline distT="0" distB="0" distL="114300" distR="114300">
+            <wp:extent cx="5272405" cy="2574290"/>
+            <wp:effectExtent l="0" t="0" r="635" b="1270"/>
+            <wp:docPr id="13" name="图片 10"/>
+            <wp:cNvGraphicFramePr>
+              <a:graphicFrameLocks xmlns:a="http://schemas.openxmlformats.org/drawingml/2006/main" noChangeAspect="1"/>
+            </wp:cNvGraphicFramePr>
+            <a:graphic xmlns:a="http://schemas.openxmlformats.org/drawingml/2006/main">
+              <a:graphicData uri="http://schemas.openxmlformats.org/drawingml/2006/picture">
+                <pic:pic xmlns:pic="http://schemas.openxmlformats.org/drawingml/2006/picture">
+                  <pic:nvPicPr>
+                    <pic:cNvPr id="13" name="图片 10"/>
+                    <pic:cNvPicPr>
+                      <a:picLocks noChangeAspect="1"/>
+                    </pic:cNvPicPr>
+                  </pic:nvPicPr>
+                  <pic:blipFill>
+                    <a:blip r:embed="rId16"/>
+                    <a:stretch>
+                      <a:fillRect/>
+                    </a:stretch>
+                  </pic:blipFill>
+                  <pic:spPr>
+                    <a:xfrm>
+                      <a:off x="0" y="0"/>
+                      <a:ext cx="5272405" cy="2574290"/>
+                    </a:xfrm>
+                    <a:prstGeom prst="rect">
+                      <a:avLst/>
+                    </a:prstGeom>
+                    <a:noFill/>
+                    <a:ln>
+                      <a:noFill/>
+                    </a:ln>
+                  </pic:spPr>
+                </pic:pic>
+              </a:graphicData>
+            </a:graphic>
+          </wp:inline>
+        </w:drawing>
+      </w:r>
+    </w:p>
+    <w:p>
+      <w:pPr>
+        <w:widowControl w:val="0"/>
+        <w:numPr>
+          <w:ilvl w:val="0"/>
+          <w:numId w:val="0"/>
+        </w:numPr>
+        <w:jc w:val="both"/>
+        <w:rPr>
+          <w:rFonts w:hint="default"/>
+          <w:lang w:val="en-US" w:eastAsia="zh-CN"/>
+        </w:rPr>
+      </w:pPr>
+      <w:bookmarkStart w:id="1" w:name="_GoBack"/>
+      <w:r>
+        <w:drawing>
+          <wp:inline distT="0" distB="0" distL="114300" distR="114300">
+            <wp:extent cx="5267960" cy="2371725"/>
+            <wp:effectExtent l="0" t="0" r="5080" b="5715"/>
+            <wp:docPr id="14" name="图片 11"/>
+            <wp:cNvGraphicFramePr>
+              <a:graphicFrameLocks xmlns:a="http://schemas.openxmlformats.org/drawingml/2006/main" noChangeAspect="1"/>
+            </wp:cNvGraphicFramePr>
+            <a:graphic xmlns:a="http://schemas.openxmlformats.org/drawingml/2006/main">
+              <a:graphicData uri="http://schemas.openxmlformats.org/drawingml/2006/picture">
+                <pic:pic xmlns:pic="http://schemas.openxmlformats.org/drawingml/2006/picture">
+                  <pic:nvPicPr>
+                    <pic:cNvPr id="14" name="图片 11"/>
+                    <pic:cNvPicPr>
+                      <a:picLocks noChangeAspect="1"/>
+                    </pic:cNvPicPr>
+                  </pic:nvPicPr>
+                  <pic:blipFill>
+                    <a:blip r:embed="rId17"/>
+                    <a:stretch>
+                      <a:fillRect/>
+                    </a:stretch>
+                  </pic:blipFill>
+                  <pic:spPr>
+                    <a:xfrm>
+                      <a:off x="0" y="0"/>
+                      <a:ext cx="5267960" cy="2371725"/>
+                    </a:xfrm>
+                    <a:prstGeom prst="rect">
+                      <a:avLst/>
+                    </a:prstGeom>
+                    <a:noFill/>
+                    <a:ln>
+                      <a:noFill/>
+                    </a:ln>
+                  </pic:spPr>
+                </pic:pic>
+              </a:graphicData>
+            </a:graphic>
+          </wp:inline>
+        </w:drawing>
+      </w:r>
+      <w:bookmarkEnd w:id="1"/>
     </w:p>
     <w:sectPr>
       <w:pgSz w:w="11906" w:h="16838"/>

--- a/doc/简历/分析简历.docx
+++ b/doc/简历/分析简历.docx
@@ -994,7 +994,22 @@
           <w:szCs w:val="19"/>
           <w:lang w:val="en-US" w:eastAsia="zh-CN" w:bidi="ar"/>
         </w:rPr>
-        <w:t>无锁读、有锁写</w:t>
+        <w:t>无锁</w:t>
+      </w:r>
+      <w:bookmarkStart w:id="1" w:name="_GoBack"/>
+      <w:bookmarkEnd w:id="1"/>
+      <w:r>
+        <w:rPr>
+          <w:rStyle w:val="4"/>
+          <w:rFonts w:hint="eastAsia" w:ascii="宋体" w:hAnsi="宋体" w:eastAsia="宋体" w:cs="宋体"/>
+          <w:b/>
+          <w:bCs/>
+          <w:kern w:val="0"/>
+          <w:sz w:val="19"/>
+          <w:szCs w:val="19"/>
+          <w:lang w:val="en-US" w:eastAsia="zh-CN" w:bidi="ar"/>
+        </w:rPr>
+        <w:t>读、有锁写</w:t>
       </w:r>
       <w:r>
         <w:rPr>
@@ -1020,235 +1035,6 @@
           <w:lang w:val="en-US" w:eastAsia="zh-CN"/>
         </w:rPr>
       </w:pPr>
-    </w:p>
-    <w:p>
-      <w:pPr>
-        <w:rPr>
-          <w:rFonts w:hint="default" w:ascii="Times New Roman" w:hAnsi="Times New Roman" w:eastAsia="微软雅黑" w:cs="Times New Roman"/>
-          <w:b/>
-          <w:bCs/>
-          <w:i/>
-          <w:iCs/>
-          <w:sz w:val="18"/>
-          <w:szCs w:val="18"/>
-          <w:lang w:val="en-US" w:eastAsia="zh-CN"/>
-        </w:rPr>
-      </w:pPr>
-    </w:p>
-    <w:p>
-      <w:pPr>
-        <w:rPr>
-          <w:rFonts w:hint="default" w:ascii="Times New Roman" w:hAnsi="Times New Roman" w:eastAsia="微软雅黑" w:cs="Times New Roman"/>
-          <w:b/>
-          <w:bCs/>
-          <w:i/>
-          <w:iCs/>
-          <w:sz w:val="18"/>
-          <w:szCs w:val="18"/>
-          <w:lang w:val="en-US" w:eastAsia="zh-CN"/>
-        </w:rPr>
-      </w:pPr>
-    </w:p>
-    <w:p>
-      <w:pPr>
-        <w:rPr>
-          <w:rFonts w:hint="eastAsia" w:ascii="Times New Roman" w:hAnsi="Times New Roman" w:eastAsia="微软雅黑" w:cs="Times New Roman"/>
-          <w:b/>
-          <w:bCs/>
-          <w:i/>
-          <w:iCs/>
-          <w:sz w:val="18"/>
-          <w:szCs w:val="18"/>
-          <w:lang w:val="en-US" w:eastAsia="zh-CN"/>
-        </w:rPr>
-      </w:pPr>
-      <w:r>
-        <w:rPr>
-          <w:rFonts w:hint="eastAsia" w:ascii="Times New Roman" w:hAnsi="Times New Roman" w:eastAsia="微软雅黑" w:cs="Times New Roman"/>
-          <w:b/>
-          <w:bCs/>
-          <w:i/>
-          <w:iCs/>
-          <w:sz w:val="18"/>
-          <w:szCs w:val="18"/>
-          <w:lang w:val="en-US" w:eastAsia="zh-CN"/>
-        </w:rPr>
-        <w:t>数据库优化</w:t>
-      </w:r>
-    </w:p>
-    <w:p>
-      <w:pPr>
-        <w:rPr>
-          <w:rFonts w:ascii="Segoe UI Emoji" w:hAnsi="Segoe UI Emoji" w:eastAsia="Segoe UI Emoji" w:cs="Segoe UI Emoji"/>
-          <w:i w:val="0"/>
-          <w:iCs w:val="0"/>
-          <w:caps w:val="0"/>
-          <w:spacing w:val="0"/>
-          <w:sz w:val="19"/>
-          <w:szCs w:val="19"/>
-        </w:rPr>
-      </w:pPr>
-      <w:r>
-        <w:rPr>
-          <w:rFonts w:ascii="Segoe UI Emoji" w:hAnsi="Segoe UI Emoji" w:eastAsia="Segoe UI Emoji" w:cs="Segoe UI Emoji"/>
-          <w:i w:val="0"/>
-          <w:iCs w:val="0"/>
-          <w:caps w:val="0"/>
-          <w:spacing w:val="0"/>
-          <w:sz w:val="19"/>
-          <w:szCs w:val="19"/>
-        </w:rPr>
-        <w:t xml:space="preserve">### 如何定位慢查询？ </w:t>
-      </w:r>
-    </w:p>
-    <w:p>
-      <w:pPr>
-        <w:numPr>
-          <w:ilvl w:val="0"/>
-          <w:numId w:val="2"/>
-        </w:numPr>
-        <w:rPr>
-          <w:rFonts w:ascii="Segoe UI Emoji" w:hAnsi="Segoe UI Emoji" w:eastAsia="Segoe UI Emoji" w:cs="Segoe UI Emoji"/>
-          <w:i w:val="0"/>
-          <w:iCs w:val="0"/>
-          <w:caps w:val="0"/>
-          <w:spacing w:val="0"/>
-          <w:sz w:val="19"/>
-          <w:szCs w:val="19"/>
-        </w:rPr>
-      </w:pPr>
-      <w:r>
-        <w:rPr>
-          <w:rFonts w:ascii="Segoe UI Emoji" w:hAnsi="Segoe UI Emoji" w:eastAsia="Segoe UI Emoji" w:cs="Segoe UI Emoji"/>
-          <w:i w:val="0"/>
-          <w:iCs w:val="0"/>
-          <w:caps w:val="0"/>
-          <w:spacing w:val="0"/>
-          <w:sz w:val="19"/>
-          <w:szCs w:val="19"/>
-        </w:rPr>
-        <w:t xml:space="preserve">介绍一下当时产生问题的场景（我们当时的一个接口测试的时候非常的慢，压测的结果大概5秒钟） </w:t>
-      </w:r>
-    </w:p>
-    <w:p>
-      <w:pPr>
-        <w:numPr>
-          <w:ilvl w:val="0"/>
-          <w:numId w:val="2"/>
-        </w:numPr>
-        <w:rPr>
-          <w:rFonts w:hint="default" w:ascii="Times New Roman" w:hAnsi="Times New Roman" w:eastAsia="微软雅黑" w:cs="Times New Roman"/>
-          <w:b/>
-          <w:bCs/>
-          <w:i/>
-          <w:iCs/>
-          <w:sz w:val="18"/>
-          <w:szCs w:val="18"/>
-          <w:lang w:val="en-US" w:eastAsia="zh-CN"/>
-        </w:rPr>
-      </w:pPr>
-      <w:r>
-        <w:rPr>
-          <w:rFonts w:ascii="Segoe UI Emoji" w:hAnsi="Segoe UI Emoji" w:eastAsia="Segoe UI Emoji" w:cs="Segoe UI Emoji"/>
-          <w:i w:val="0"/>
-          <w:iCs w:val="0"/>
-          <w:caps w:val="0"/>
-          <w:spacing w:val="0"/>
-          <w:sz w:val="19"/>
-          <w:szCs w:val="19"/>
-        </w:rPr>
-        <w:t>2. 我们系统中当时采用了运维工具（Skywalking），可以监测出哪个接口，最终因为是sql的问题</w:t>
-      </w:r>
-    </w:p>
-    <w:p>
-      <w:pPr>
-        <w:numPr>
-          <w:ilvl w:val="0"/>
-          <w:numId w:val="2"/>
-        </w:numPr>
-        <w:rPr>
-          <w:rFonts w:hint="default" w:ascii="Times New Roman" w:hAnsi="Times New Roman" w:eastAsia="微软雅黑" w:cs="Times New Roman"/>
-          <w:b/>
-          <w:bCs/>
-          <w:i/>
-          <w:iCs/>
-          <w:sz w:val="18"/>
-          <w:szCs w:val="18"/>
-          <w:lang w:val="en-US" w:eastAsia="zh-CN"/>
-        </w:rPr>
-      </w:pPr>
-      <w:r>
-        <w:rPr>
-          <w:rFonts w:ascii="Segoe UI Emoji" w:hAnsi="Segoe UI Emoji" w:eastAsia="Segoe UI Emoji" w:cs="Segoe UI Emoji"/>
-          <w:i w:val="0"/>
-          <w:iCs w:val="0"/>
-          <w:caps w:val="0"/>
-          <w:spacing w:val="0"/>
-          <w:sz w:val="19"/>
-          <w:szCs w:val="19"/>
-        </w:rPr>
-        <w:t xml:space="preserve"> 3. 在mysql中开启了慢日志查询，我们设置的值就是2秒，一旦sql执行超过2秒就会记录到日志中（调试阶段） </w:t>
-      </w:r>
-    </w:p>
-    <w:p>
-      <w:pPr>
-        <w:numPr>
-          <w:ilvl w:val="0"/>
-          <w:numId w:val="2"/>
-        </w:numPr>
-        <w:rPr>
-          <w:rFonts w:hint="default" w:ascii="Times New Roman" w:hAnsi="Times New Roman" w:eastAsia="微软雅黑" w:cs="Times New Roman"/>
-          <w:b/>
-          <w:bCs/>
-          <w:i/>
-          <w:iCs/>
-          <w:sz w:val="18"/>
-          <w:szCs w:val="18"/>
-          <w:lang w:val="en-US" w:eastAsia="zh-CN"/>
-        </w:rPr>
-      </w:pPr>
-      <w:r>
-        <w:rPr>
-          <w:rFonts w:ascii="Segoe UI Emoji" w:hAnsi="Segoe UI Emoji" w:eastAsia="Segoe UI Emoji" w:cs="Segoe UI Emoji"/>
-          <w:i w:val="0"/>
-          <w:iCs w:val="0"/>
-          <w:caps w:val="0"/>
-          <w:spacing w:val="0"/>
-          <w:sz w:val="19"/>
-          <w:szCs w:val="19"/>
-        </w:rPr>
-        <w:t>--- **面试官：MySQL中，如何定位慢查询？</w:t>
-      </w:r>
-    </w:p>
-    <w:p>
-      <w:pPr>
-        <w:numPr>
-          <w:ilvl w:val="0"/>
-          <w:numId w:val="2"/>
-        </w:numPr>
-        <w:rPr>
-          <w:rFonts w:hint="default" w:ascii="Times New Roman" w:hAnsi="Times New Roman" w:eastAsia="微软雅黑" w:cs="Times New Roman"/>
-          <w:b/>
-          <w:bCs/>
-          <w:i/>
-          <w:iCs/>
-          <w:sz w:val="18"/>
-          <w:szCs w:val="18"/>
-          <w:lang w:val="en-US" w:eastAsia="zh-CN"/>
-        </w:rPr>
-      </w:pPr>
-      <w:r>
-        <w:rPr>
-          <w:rFonts w:ascii="Segoe UI Emoji" w:hAnsi="Segoe UI Emoji" w:eastAsia="Segoe UI Emoji" w:cs="Segoe UI Emoji"/>
-          <w:i w:val="0"/>
-          <w:iCs w:val="0"/>
-          <w:caps w:val="0"/>
-          <w:spacing w:val="0"/>
-          <w:sz w:val="19"/>
-          <w:szCs w:val="19"/>
-        </w:rPr>
-        <w:t>** **候选人：** 嗯~，我们当时做压测的时候有的接口非常的慢，接口的响应时间超过了2秒以上，因为我们当时的系统部署了运维的监控系统Skywalking，在展示的报表中可以看到是哪一个接口比较慢，并且可以分析这个接口哪部分比较慢，这里可以看到SQL的具体的执行时间，所以可以定位是哪个sql出了问题。 如果，项目中没有这种运维的监控系统，其实在MySQL中也提供了慢日志查询的功能，可以在MySQL的系统配置文件中开启这个慢日志的功能，并且也可以设置SQL执行超过多少时间来记录到一个日志文件中，我记得上一个项目配置的是2秒，只要SQL执行的时间超过了2秒就会记录到日志文件中，我们就可以在日志文件找到执行比较慢的SQL了。</w:t>
-      </w:r>
     </w:p>
     <w:p>
       <w:pPr>
@@ -1259,49 +1045,6 @@
         </w:numPr>
         <w:jc w:val="both"/>
       </w:pPr>
-      <w:r>
-        <w:drawing>
-          <wp:inline distT="0" distB="0" distL="114300" distR="114300">
-            <wp:extent cx="5271135" cy="2671445"/>
-            <wp:effectExtent l="0" t="0" r="1905" b="10795"/>
-            <wp:docPr id="2" name="图片 2"/>
-            <wp:cNvGraphicFramePr>
-              <a:graphicFrameLocks xmlns:a="http://schemas.openxmlformats.org/drawingml/2006/main" noChangeAspect="1"/>
-            </wp:cNvGraphicFramePr>
-            <a:graphic xmlns:a="http://schemas.openxmlformats.org/drawingml/2006/main">
-              <a:graphicData uri="http://schemas.openxmlformats.org/drawingml/2006/picture">
-                <pic:pic xmlns:pic="http://schemas.openxmlformats.org/drawingml/2006/picture">
-                  <pic:nvPicPr>
-                    <pic:cNvPr id="2" name="图片 2"/>
-                    <pic:cNvPicPr>
-                      <a:picLocks noChangeAspect="1"/>
-                    </pic:cNvPicPr>
-                  </pic:nvPicPr>
-                  <pic:blipFill>
-                    <a:blip r:embed="rId4"/>
-                    <a:stretch>
-                      <a:fillRect/>
-                    </a:stretch>
-                  </pic:blipFill>
-                  <pic:spPr>
-                    <a:xfrm>
-                      <a:off x="0" y="0"/>
-                      <a:ext cx="5271135" cy="2671445"/>
-                    </a:xfrm>
-                    <a:prstGeom prst="rect">
-                      <a:avLst/>
-                    </a:prstGeom>
-                    <a:noFill/>
-                    <a:ln>
-                      <a:noFill/>
-                    </a:ln>
-                  </pic:spPr>
-                </pic:pic>
-              </a:graphicData>
-            </a:graphic>
-          </wp:inline>
-        </w:drawing>
-      </w:r>
     </w:p>
     <w:p>
       <w:pPr>
@@ -1312,49 +1055,6 @@
         </w:numPr>
         <w:jc w:val="both"/>
       </w:pPr>
-      <w:r>
-        <w:drawing>
-          <wp:inline distT="0" distB="0" distL="114300" distR="114300">
-            <wp:extent cx="5271135" cy="2753995"/>
-            <wp:effectExtent l="0" t="0" r="1905" b="4445"/>
-            <wp:docPr id="3" name="图片 3"/>
-            <wp:cNvGraphicFramePr>
-              <a:graphicFrameLocks xmlns:a="http://schemas.openxmlformats.org/drawingml/2006/main" noChangeAspect="1"/>
-            </wp:cNvGraphicFramePr>
-            <a:graphic xmlns:a="http://schemas.openxmlformats.org/drawingml/2006/main">
-              <a:graphicData uri="http://schemas.openxmlformats.org/drawingml/2006/picture">
-                <pic:pic xmlns:pic="http://schemas.openxmlformats.org/drawingml/2006/picture">
-                  <pic:nvPicPr>
-                    <pic:cNvPr id="3" name="图片 3"/>
-                    <pic:cNvPicPr>
-                      <a:picLocks noChangeAspect="1"/>
-                    </pic:cNvPicPr>
-                  </pic:nvPicPr>
-                  <pic:blipFill>
-                    <a:blip r:embed="rId5"/>
-                    <a:stretch>
-                      <a:fillRect/>
-                    </a:stretch>
-                  </pic:blipFill>
-                  <pic:spPr>
-                    <a:xfrm>
-                      <a:off x="0" y="0"/>
-                      <a:ext cx="5271135" cy="2753995"/>
-                    </a:xfrm>
-                    <a:prstGeom prst="rect">
-                      <a:avLst/>
-                    </a:prstGeom>
-                    <a:noFill/>
-                    <a:ln>
-                      <a:noFill/>
-                    </a:ln>
-                  </pic:spPr>
-                </pic:pic>
-              </a:graphicData>
-            </a:graphic>
-          </wp:inline>
-        </w:drawing>
-      </w:r>
     </w:p>
     <w:p>
       <w:pPr>
@@ -1365,49 +1065,6 @@
         </w:numPr>
         <w:jc w:val="both"/>
       </w:pPr>
-      <w:r>
-        <w:drawing>
-          <wp:inline distT="0" distB="0" distL="114300" distR="114300">
-            <wp:extent cx="5267960" cy="3067685"/>
-            <wp:effectExtent l="0" t="0" r="5080" b="10795"/>
-            <wp:docPr id="4" name="图片 4"/>
-            <wp:cNvGraphicFramePr>
-              <a:graphicFrameLocks xmlns:a="http://schemas.openxmlformats.org/drawingml/2006/main" noChangeAspect="1"/>
-            </wp:cNvGraphicFramePr>
-            <a:graphic xmlns:a="http://schemas.openxmlformats.org/drawingml/2006/main">
-              <a:graphicData uri="http://schemas.openxmlformats.org/drawingml/2006/picture">
-                <pic:pic xmlns:pic="http://schemas.openxmlformats.org/drawingml/2006/picture">
-                  <pic:nvPicPr>
-                    <pic:cNvPr id="4" name="图片 4"/>
-                    <pic:cNvPicPr>
-                      <a:picLocks noChangeAspect="1"/>
-                    </pic:cNvPicPr>
-                  </pic:nvPicPr>
-                  <pic:blipFill>
-                    <a:blip r:embed="rId6"/>
-                    <a:stretch>
-                      <a:fillRect/>
-                    </a:stretch>
-                  </pic:blipFill>
-                  <pic:spPr>
-                    <a:xfrm>
-                      <a:off x="0" y="0"/>
-                      <a:ext cx="5267960" cy="3067685"/>
-                    </a:xfrm>
-                    <a:prstGeom prst="rect">
-                      <a:avLst/>
-                    </a:prstGeom>
-                    <a:noFill/>
-                    <a:ln>
-                      <a:noFill/>
-                    </a:ln>
-                  </pic:spPr>
-                </pic:pic>
-              </a:graphicData>
-            </a:graphic>
-          </wp:inline>
-        </w:drawing>
-      </w:r>
     </w:p>
     <w:p>
       <w:pPr>
@@ -1418,49 +1075,6 @@
         </w:numPr>
         <w:jc w:val="both"/>
       </w:pPr>
-      <w:r>
-        <w:drawing>
-          <wp:inline distT="0" distB="0" distL="114300" distR="114300">
-            <wp:extent cx="5269865" cy="2566670"/>
-            <wp:effectExtent l="0" t="0" r="3175" b="8890"/>
-            <wp:docPr id="1" name="图片 1"/>
-            <wp:cNvGraphicFramePr>
-              <a:graphicFrameLocks xmlns:a="http://schemas.openxmlformats.org/drawingml/2006/main" noChangeAspect="1"/>
-            </wp:cNvGraphicFramePr>
-            <a:graphic xmlns:a="http://schemas.openxmlformats.org/drawingml/2006/main">
-              <a:graphicData uri="http://schemas.openxmlformats.org/drawingml/2006/picture">
-                <pic:pic xmlns:pic="http://schemas.openxmlformats.org/drawingml/2006/picture">
-                  <pic:nvPicPr>
-                    <pic:cNvPr id="1" name="图片 1"/>
-                    <pic:cNvPicPr>
-                      <a:picLocks noChangeAspect="1"/>
-                    </pic:cNvPicPr>
-                  </pic:nvPicPr>
-                  <pic:blipFill>
-                    <a:blip r:embed="rId7"/>
-                    <a:stretch>
-                      <a:fillRect/>
-                    </a:stretch>
-                  </pic:blipFill>
-                  <pic:spPr>
-                    <a:xfrm>
-                      <a:off x="0" y="0"/>
-                      <a:ext cx="5269865" cy="2566670"/>
-                    </a:xfrm>
-                    <a:prstGeom prst="rect">
-                      <a:avLst/>
-                    </a:prstGeom>
-                    <a:noFill/>
-                    <a:ln>
-                      <a:noFill/>
-                    </a:ln>
-                  </pic:spPr>
-                </pic:pic>
-              </a:graphicData>
-            </a:graphic>
-          </wp:inline>
-        </w:drawing>
-      </w:r>
     </w:p>
     <w:p>
       <w:pPr>
@@ -1471,49 +1085,6 @@
         </w:numPr>
         <w:jc w:val="both"/>
       </w:pPr>
-      <w:r>
-        <w:drawing>
-          <wp:inline distT="0" distB="0" distL="114300" distR="114300">
-            <wp:extent cx="5269865" cy="3117215"/>
-            <wp:effectExtent l="0" t="0" r="3175" b="6985"/>
-            <wp:docPr id="5" name="图片 2"/>
-            <wp:cNvGraphicFramePr>
-              <a:graphicFrameLocks xmlns:a="http://schemas.openxmlformats.org/drawingml/2006/main" noChangeAspect="1"/>
-            </wp:cNvGraphicFramePr>
-            <a:graphic xmlns:a="http://schemas.openxmlformats.org/drawingml/2006/main">
-              <a:graphicData uri="http://schemas.openxmlformats.org/drawingml/2006/picture">
-                <pic:pic xmlns:pic="http://schemas.openxmlformats.org/drawingml/2006/picture">
-                  <pic:nvPicPr>
-                    <pic:cNvPr id="5" name="图片 2"/>
-                    <pic:cNvPicPr>
-                      <a:picLocks noChangeAspect="1"/>
-                    </pic:cNvPicPr>
-                  </pic:nvPicPr>
-                  <pic:blipFill>
-                    <a:blip r:embed="rId8"/>
-                    <a:stretch>
-                      <a:fillRect/>
-                    </a:stretch>
-                  </pic:blipFill>
-                  <pic:spPr>
-                    <a:xfrm>
-                      <a:off x="0" y="0"/>
-                      <a:ext cx="5269865" cy="3117215"/>
-                    </a:xfrm>
-                    <a:prstGeom prst="rect">
-                      <a:avLst/>
-                    </a:prstGeom>
-                    <a:noFill/>
-                    <a:ln>
-                      <a:noFill/>
-                    </a:ln>
-                  </pic:spPr>
-                </pic:pic>
-              </a:graphicData>
-            </a:graphic>
-          </wp:inline>
-        </w:drawing>
-      </w:r>
     </w:p>
     <w:p>
       <w:pPr>
@@ -1524,49 +1095,6 @@
         </w:numPr>
         <w:jc w:val="both"/>
       </w:pPr>
-      <w:r>
-        <w:drawing>
-          <wp:inline distT="0" distB="0" distL="114300" distR="114300">
-            <wp:extent cx="5263515" cy="2561590"/>
-            <wp:effectExtent l="0" t="0" r="9525" b="13970"/>
-            <wp:docPr id="6" name="图片 3"/>
-            <wp:cNvGraphicFramePr>
-              <a:graphicFrameLocks xmlns:a="http://schemas.openxmlformats.org/drawingml/2006/main" noChangeAspect="1"/>
-            </wp:cNvGraphicFramePr>
-            <a:graphic xmlns:a="http://schemas.openxmlformats.org/drawingml/2006/main">
-              <a:graphicData uri="http://schemas.openxmlformats.org/drawingml/2006/picture">
-                <pic:pic xmlns:pic="http://schemas.openxmlformats.org/drawingml/2006/picture">
-                  <pic:nvPicPr>
-                    <pic:cNvPr id="6" name="图片 3"/>
-                    <pic:cNvPicPr>
-                      <a:picLocks noChangeAspect="1"/>
-                    </pic:cNvPicPr>
-                  </pic:nvPicPr>
-                  <pic:blipFill>
-                    <a:blip r:embed="rId9"/>
-                    <a:stretch>
-                      <a:fillRect/>
-                    </a:stretch>
-                  </pic:blipFill>
-                  <pic:spPr>
-                    <a:xfrm>
-                      <a:off x="0" y="0"/>
-                      <a:ext cx="5263515" cy="2561590"/>
-                    </a:xfrm>
-                    <a:prstGeom prst="rect">
-                      <a:avLst/>
-                    </a:prstGeom>
-                    <a:noFill/>
-                    <a:ln>
-                      <a:noFill/>
-                    </a:ln>
-                  </pic:spPr>
-                </pic:pic>
-              </a:graphicData>
-            </a:graphic>
-          </wp:inline>
-        </w:drawing>
-      </w:r>
     </w:p>
     <w:p>
       <w:pPr>
@@ -1577,49 +1105,6 @@
         </w:numPr>
         <w:jc w:val="both"/>
       </w:pPr>
-      <w:r>
-        <w:drawing>
-          <wp:inline distT="0" distB="0" distL="114300" distR="114300">
-            <wp:extent cx="5260340" cy="2639060"/>
-            <wp:effectExtent l="0" t="0" r="12700" b="12700"/>
-            <wp:docPr id="7" name="图片 4"/>
-            <wp:cNvGraphicFramePr>
-              <a:graphicFrameLocks xmlns:a="http://schemas.openxmlformats.org/drawingml/2006/main" noChangeAspect="1"/>
-            </wp:cNvGraphicFramePr>
-            <a:graphic xmlns:a="http://schemas.openxmlformats.org/drawingml/2006/main">
-              <a:graphicData uri="http://schemas.openxmlformats.org/drawingml/2006/picture">
-                <pic:pic xmlns:pic="http://schemas.openxmlformats.org/drawingml/2006/picture">
-                  <pic:nvPicPr>
-                    <pic:cNvPr id="7" name="图片 4"/>
-                    <pic:cNvPicPr>
-                      <a:picLocks noChangeAspect="1"/>
-                    </pic:cNvPicPr>
-                  </pic:nvPicPr>
-                  <pic:blipFill>
-                    <a:blip r:embed="rId10"/>
-                    <a:stretch>
-                      <a:fillRect/>
-                    </a:stretch>
-                  </pic:blipFill>
-                  <pic:spPr>
-                    <a:xfrm>
-                      <a:off x="0" y="0"/>
-                      <a:ext cx="5260340" cy="2639060"/>
-                    </a:xfrm>
-                    <a:prstGeom prst="rect">
-                      <a:avLst/>
-                    </a:prstGeom>
-                    <a:noFill/>
-                    <a:ln>
-                      <a:noFill/>
-                    </a:ln>
-                  </pic:spPr>
-                </pic:pic>
-              </a:graphicData>
-            </a:graphic>
-          </wp:inline>
-        </w:drawing>
-      </w:r>
     </w:p>
     <w:p>
       <w:pPr>
@@ -1629,364 +1114,11 @@
           <w:numId w:val="0"/>
         </w:numPr>
         <w:jc w:val="both"/>
-      </w:pPr>
-      <w:r>
-        <w:drawing>
-          <wp:inline distT="0" distB="0" distL="114300" distR="114300">
-            <wp:extent cx="5267325" cy="1815465"/>
-            <wp:effectExtent l="0" t="0" r="5715" b="13335"/>
-            <wp:docPr id="8" name="图片 5"/>
-            <wp:cNvGraphicFramePr>
-              <a:graphicFrameLocks xmlns:a="http://schemas.openxmlformats.org/drawingml/2006/main" noChangeAspect="1"/>
-            </wp:cNvGraphicFramePr>
-            <a:graphic xmlns:a="http://schemas.openxmlformats.org/drawingml/2006/main">
-              <a:graphicData uri="http://schemas.openxmlformats.org/drawingml/2006/picture">
-                <pic:pic xmlns:pic="http://schemas.openxmlformats.org/drawingml/2006/picture">
-                  <pic:nvPicPr>
-                    <pic:cNvPr id="8" name="图片 5"/>
-                    <pic:cNvPicPr>
-                      <a:picLocks noChangeAspect="1"/>
-                    </pic:cNvPicPr>
-                  </pic:nvPicPr>
-                  <pic:blipFill>
-                    <a:blip r:embed="rId11"/>
-                    <a:stretch>
-                      <a:fillRect/>
-                    </a:stretch>
-                  </pic:blipFill>
-                  <pic:spPr>
-                    <a:xfrm>
-                      <a:off x="0" y="0"/>
-                      <a:ext cx="5267325" cy="1815465"/>
-                    </a:xfrm>
-                    <a:prstGeom prst="rect">
-                      <a:avLst/>
-                    </a:prstGeom>
-                    <a:noFill/>
-                    <a:ln>
-                      <a:noFill/>
-                    </a:ln>
-                  </pic:spPr>
-                </pic:pic>
-              </a:graphicData>
-            </a:graphic>
-          </wp:inline>
-        </w:drawing>
-      </w:r>
-    </w:p>
-    <w:p>
-      <w:pPr>
-        <w:widowControl w:val="0"/>
-        <w:numPr>
-          <w:ilvl w:val="0"/>
-          <w:numId w:val="0"/>
-        </w:numPr>
-        <w:jc w:val="both"/>
-      </w:pPr>
-      <w:r>
-        <w:drawing>
-          <wp:inline distT="0" distB="0" distL="114300" distR="114300">
-            <wp:extent cx="5264785" cy="3192780"/>
-            <wp:effectExtent l="0" t="0" r="8255" b="7620"/>
-            <wp:docPr id="9" name="图片 6"/>
-            <wp:cNvGraphicFramePr>
-              <a:graphicFrameLocks xmlns:a="http://schemas.openxmlformats.org/drawingml/2006/main" noChangeAspect="1"/>
-            </wp:cNvGraphicFramePr>
-            <a:graphic xmlns:a="http://schemas.openxmlformats.org/drawingml/2006/main">
-              <a:graphicData uri="http://schemas.openxmlformats.org/drawingml/2006/picture">
-                <pic:pic xmlns:pic="http://schemas.openxmlformats.org/drawingml/2006/picture">
-                  <pic:nvPicPr>
-                    <pic:cNvPr id="9" name="图片 6"/>
-                    <pic:cNvPicPr>
-                      <a:picLocks noChangeAspect="1"/>
-                    </pic:cNvPicPr>
-                  </pic:nvPicPr>
-                  <pic:blipFill>
-                    <a:blip r:embed="rId12"/>
-                    <a:stretch>
-                      <a:fillRect/>
-                    </a:stretch>
-                  </pic:blipFill>
-                  <pic:spPr>
-                    <a:xfrm>
-                      <a:off x="0" y="0"/>
-                      <a:ext cx="5264785" cy="3192780"/>
-                    </a:xfrm>
-                    <a:prstGeom prst="rect">
-                      <a:avLst/>
-                    </a:prstGeom>
-                    <a:noFill/>
-                    <a:ln>
-                      <a:noFill/>
-                    </a:ln>
-                  </pic:spPr>
-                </pic:pic>
-              </a:graphicData>
-            </a:graphic>
-          </wp:inline>
-        </w:drawing>
-      </w:r>
-      <w:r>
-        <w:drawing>
-          <wp:inline distT="0" distB="0" distL="114300" distR="114300">
-            <wp:extent cx="5267960" cy="1571625"/>
-            <wp:effectExtent l="0" t="0" r="5080" b="13335"/>
-            <wp:docPr id="10" name="图片 7"/>
-            <wp:cNvGraphicFramePr>
-              <a:graphicFrameLocks xmlns:a="http://schemas.openxmlformats.org/drawingml/2006/main" noChangeAspect="1"/>
-            </wp:cNvGraphicFramePr>
-            <a:graphic xmlns:a="http://schemas.openxmlformats.org/drawingml/2006/main">
-              <a:graphicData uri="http://schemas.openxmlformats.org/drawingml/2006/picture">
-                <pic:pic xmlns:pic="http://schemas.openxmlformats.org/drawingml/2006/picture">
-                  <pic:nvPicPr>
-                    <pic:cNvPr id="10" name="图片 7"/>
-                    <pic:cNvPicPr>
-                      <a:picLocks noChangeAspect="1"/>
-                    </pic:cNvPicPr>
-                  </pic:nvPicPr>
-                  <pic:blipFill>
-                    <a:blip r:embed="rId13"/>
-                    <a:stretch>
-                      <a:fillRect/>
-                    </a:stretch>
-                  </pic:blipFill>
-                  <pic:spPr>
-                    <a:xfrm>
-                      <a:off x="0" y="0"/>
-                      <a:ext cx="5267960" cy="1571625"/>
-                    </a:xfrm>
-                    <a:prstGeom prst="rect">
-                      <a:avLst/>
-                    </a:prstGeom>
-                    <a:noFill/>
-                    <a:ln>
-                      <a:noFill/>
-                    </a:ln>
-                  </pic:spPr>
-                </pic:pic>
-              </a:graphicData>
-            </a:graphic>
-          </wp:inline>
-        </w:drawing>
-      </w:r>
-    </w:p>
-    <w:p>
-      <w:pPr>
-        <w:widowControl w:val="0"/>
-        <w:numPr>
-          <w:ilvl w:val="0"/>
-          <w:numId w:val="0"/>
-        </w:numPr>
-        <w:jc w:val="both"/>
-      </w:pPr>
-      <w:r>
-        <w:drawing>
-          <wp:inline distT="0" distB="0" distL="114300" distR="114300">
-            <wp:extent cx="5274310" cy="4068445"/>
-            <wp:effectExtent l="0" t="0" r="13970" b="635"/>
-            <wp:docPr id="11" name="图片 8"/>
-            <wp:cNvGraphicFramePr>
-              <a:graphicFrameLocks xmlns:a="http://schemas.openxmlformats.org/drawingml/2006/main" noChangeAspect="1"/>
-            </wp:cNvGraphicFramePr>
-            <a:graphic xmlns:a="http://schemas.openxmlformats.org/drawingml/2006/main">
-              <a:graphicData uri="http://schemas.openxmlformats.org/drawingml/2006/picture">
-                <pic:pic xmlns:pic="http://schemas.openxmlformats.org/drawingml/2006/picture">
-                  <pic:nvPicPr>
-                    <pic:cNvPr id="11" name="图片 8"/>
-                    <pic:cNvPicPr>
-                      <a:picLocks noChangeAspect="1"/>
-                    </pic:cNvPicPr>
-                  </pic:nvPicPr>
-                  <pic:blipFill>
-                    <a:blip r:embed="rId14"/>
-                    <a:stretch>
-                      <a:fillRect/>
-                    </a:stretch>
-                  </pic:blipFill>
-                  <pic:spPr>
-                    <a:xfrm>
-                      <a:off x="0" y="0"/>
-                      <a:ext cx="5274310" cy="4068445"/>
-                    </a:xfrm>
-                    <a:prstGeom prst="rect">
-                      <a:avLst/>
-                    </a:prstGeom>
-                    <a:noFill/>
-                    <a:ln>
-                      <a:noFill/>
-                    </a:ln>
-                  </pic:spPr>
-                </pic:pic>
-              </a:graphicData>
-            </a:graphic>
-          </wp:inline>
-        </w:drawing>
-      </w:r>
-    </w:p>
-    <w:p>
-      <w:pPr>
-        <w:widowControl w:val="0"/>
-        <w:numPr>
-          <w:ilvl w:val="0"/>
-          <w:numId w:val="0"/>
-        </w:numPr>
-        <w:jc w:val="both"/>
-      </w:pPr>
-      <w:r>
-        <w:drawing>
-          <wp:inline distT="0" distB="0" distL="114300" distR="114300">
-            <wp:extent cx="5273675" cy="4657090"/>
-            <wp:effectExtent l="0" t="0" r="14605" b="6350"/>
-            <wp:docPr id="12" name="图片 9"/>
-            <wp:cNvGraphicFramePr>
-              <a:graphicFrameLocks xmlns:a="http://schemas.openxmlformats.org/drawingml/2006/main" noChangeAspect="1"/>
-            </wp:cNvGraphicFramePr>
-            <a:graphic xmlns:a="http://schemas.openxmlformats.org/drawingml/2006/main">
-              <a:graphicData uri="http://schemas.openxmlformats.org/drawingml/2006/picture">
-                <pic:pic xmlns:pic="http://schemas.openxmlformats.org/drawingml/2006/picture">
-                  <pic:nvPicPr>
-                    <pic:cNvPr id="12" name="图片 9"/>
-                    <pic:cNvPicPr>
-                      <a:picLocks noChangeAspect="1"/>
-                    </pic:cNvPicPr>
-                  </pic:nvPicPr>
-                  <pic:blipFill>
-                    <a:blip r:embed="rId15"/>
-                    <a:stretch>
-                      <a:fillRect/>
-                    </a:stretch>
-                  </pic:blipFill>
-                  <pic:spPr>
-                    <a:xfrm>
-                      <a:off x="0" y="0"/>
-                      <a:ext cx="5273675" cy="4657090"/>
-                    </a:xfrm>
-                    <a:prstGeom prst="rect">
-                      <a:avLst/>
-                    </a:prstGeom>
-                    <a:noFill/>
-                    <a:ln>
-                      <a:noFill/>
-                    </a:ln>
-                  </pic:spPr>
-                </pic:pic>
-              </a:graphicData>
-            </a:graphic>
-          </wp:inline>
-        </w:drawing>
-      </w:r>
-    </w:p>
-    <w:p>
-      <w:pPr>
-        <w:widowControl w:val="0"/>
-        <w:numPr>
-          <w:ilvl w:val="0"/>
-          <w:numId w:val="0"/>
-        </w:numPr>
-        <w:jc w:val="both"/>
-      </w:pPr>
-      <w:r>
-        <w:drawing>
-          <wp:inline distT="0" distB="0" distL="114300" distR="114300">
-            <wp:extent cx="5272405" cy="2574290"/>
-            <wp:effectExtent l="0" t="0" r="635" b="1270"/>
-            <wp:docPr id="13" name="图片 10"/>
-            <wp:cNvGraphicFramePr>
-              <a:graphicFrameLocks xmlns:a="http://schemas.openxmlformats.org/drawingml/2006/main" noChangeAspect="1"/>
-            </wp:cNvGraphicFramePr>
-            <a:graphic xmlns:a="http://schemas.openxmlformats.org/drawingml/2006/main">
-              <a:graphicData uri="http://schemas.openxmlformats.org/drawingml/2006/picture">
-                <pic:pic xmlns:pic="http://schemas.openxmlformats.org/drawingml/2006/picture">
-                  <pic:nvPicPr>
-                    <pic:cNvPr id="13" name="图片 10"/>
-                    <pic:cNvPicPr>
-                      <a:picLocks noChangeAspect="1"/>
-                    </pic:cNvPicPr>
-                  </pic:nvPicPr>
-                  <pic:blipFill>
-                    <a:blip r:embed="rId16"/>
-                    <a:stretch>
-                      <a:fillRect/>
-                    </a:stretch>
-                  </pic:blipFill>
-                  <pic:spPr>
-                    <a:xfrm>
-                      <a:off x="0" y="0"/>
-                      <a:ext cx="5272405" cy="2574290"/>
-                    </a:xfrm>
-                    <a:prstGeom prst="rect">
-                      <a:avLst/>
-                    </a:prstGeom>
-                    <a:noFill/>
-                    <a:ln>
-                      <a:noFill/>
-                    </a:ln>
-                  </pic:spPr>
-                </pic:pic>
-              </a:graphicData>
-            </a:graphic>
-          </wp:inline>
-        </w:drawing>
-      </w:r>
-    </w:p>
-    <w:p>
-      <w:pPr>
-        <w:widowControl w:val="0"/>
-        <w:numPr>
-          <w:ilvl w:val="0"/>
-          <w:numId w:val="0"/>
-        </w:numPr>
-        <w:jc w:val="both"/>
         <w:rPr>
           <w:rFonts w:hint="default"/>
           <w:lang w:val="en-US" w:eastAsia="zh-CN"/>
         </w:rPr>
       </w:pPr>
-      <w:bookmarkStart w:id="1" w:name="_GoBack"/>
-      <w:r>
-        <w:drawing>
-          <wp:inline distT="0" distB="0" distL="114300" distR="114300">
-            <wp:extent cx="5267960" cy="2371725"/>
-            <wp:effectExtent l="0" t="0" r="5080" b="5715"/>
-            <wp:docPr id="14" name="图片 11"/>
-            <wp:cNvGraphicFramePr>
-              <a:graphicFrameLocks xmlns:a="http://schemas.openxmlformats.org/drawingml/2006/main" noChangeAspect="1"/>
-            </wp:cNvGraphicFramePr>
-            <a:graphic xmlns:a="http://schemas.openxmlformats.org/drawingml/2006/main">
-              <a:graphicData uri="http://schemas.openxmlformats.org/drawingml/2006/picture">
-                <pic:pic xmlns:pic="http://schemas.openxmlformats.org/drawingml/2006/picture">
-                  <pic:nvPicPr>
-                    <pic:cNvPr id="14" name="图片 11"/>
-                    <pic:cNvPicPr>
-                      <a:picLocks noChangeAspect="1"/>
-                    </pic:cNvPicPr>
-                  </pic:nvPicPr>
-                  <pic:blipFill>
-                    <a:blip r:embed="rId17"/>
-                    <a:stretch>
-                      <a:fillRect/>
-                    </a:stretch>
-                  </pic:blipFill>
-                  <pic:spPr>
-                    <a:xfrm>
-                      <a:off x="0" y="0"/>
-                      <a:ext cx="5267960" cy="2371725"/>
-                    </a:xfrm>
-                    <a:prstGeom prst="rect">
-                      <a:avLst/>
-                    </a:prstGeom>
-                    <a:noFill/>
-                    <a:ln>
-                      <a:noFill/>
-                    </a:ln>
-                  </pic:spPr>
-                </pic:pic>
-              </a:graphicData>
-            </a:graphic>
-          </wp:inline>
-        </w:drawing>
-      </w:r>
-      <w:bookmarkEnd w:id="1"/>
     </w:p>
     <w:sectPr>
       <w:pgSz w:w="11906" w:h="16838"/>
@@ -2149,23 +1281,8 @@
       </w:rPr>
     </w:lvl>
   </w:abstractNum>
-  <w:abstractNum w:abstractNumId="1">
-    <w:nsid w:val="50615652"/>
-    <w:multiLevelType w:val="singleLevel"/>
-    <w:tmpl w:val="50615652"/>
-    <w:lvl w:ilvl="0" w:tentative="0">
-      <w:start w:val="1"/>
-      <w:numFmt w:val="decimal"/>
-      <w:suff w:val="space"/>
-      <w:lvlText w:val="%1."/>
-      <w:lvlJc w:val="left"/>
-    </w:lvl>
-  </w:abstractNum>
   <w:num w:numId="1">
     <w:abstractNumId w:val="0"/>
-  </w:num>
-  <w:num w:numId="2">
-    <w:abstractNumId w:val="1"/>
   </w:num>
 </w:numbering>
 </file>

--- a/doc/简历/分析简历.docx
+++ b/doc/简历/分析简历.docx
@@ -2,6 +2,546 @@
 <file path=word/document.xml><?xml version="1.0" encoding="utf-8"?>
 <w:document xmlns:wpc="http://schemas.microsoft.com/office/word/2010/wordprocessingCanvas" xmlns:mc="http://schemas.openxmlformats.org/markup-compatibility/2006" xmlns:o="urn:schemas-microsoft-com:office:office" xmlns:r="http://schemas.openxmlformats.org/officeDocument/2006/relationships" xmlns:m="http://schemas.openxmlformats.org/officeDocument/2006/math" xmlns:v="urn:schemas-microsoft-com:vml" xmlns:wp14="http://schemas.microsoft.com/office/word/2010/wordprocessingDrawing" xmlns:wp="http://schemas.openxmlformats.org/drawingml/2006/wordprocessingDrawing" xmlns:w="http://schemas.openxmlformats.org/wordprocessingml/2006/main" xmlns:w14="http://schemas.microsoft.com/office/word/2010/wordml" xmlns:w10="urn:schemas-microsoft-com:office:word" xmlns:w15="http://schemas.microsoft.com/office/word/2012/wordml" xmlns:wpg="http://schemas.microsoft.com/office/word/2010/wordprocessingGroup" xmlns:wpi="http://schemas.microsoft.com/office/word/2010/wordprocessingInk" xmlns:wne="http://schemas.microsoft.com/office/word/2006/wordml" xmlns:wps="http://schemas.microsoft.com/office/word/2010/wordprocessingShape" xmlns:wpsCustomData="http://www.wps.cn/officeDocument/2013/wpsCustomData" mc:Ignorable="w14 w15 wp14">
   <w:body>
+    <w:p>
+      <w:pPr>
+        <w:rPr>
+          <w:rFonts w:hint="eastAsia"/>
+          <w:highlight w:val="cyan"/>
+          <w:lang w:val="en-US" w:eastAsia="zh-CN"/>
+        </w:rPr>
+      </w:pPr>
+    </w:p>
+    <w:p>
+      <w:pPr>
+        <w:rPr>
+          <w:rFonts w:hint="eastAsia"/>
+          <w:highlight w:val="cyan"/>
+          <w:lang w:val="en-US" w:eastAsia="zh-CN"/>
+        </w:rPr>
+      </w:pPr>
+      <w:r>
+        <w:rPr>
+          <w:rFonts w:hint="eastAsia"/>
+          <w:highlight w:val="cyan"/>
+          <w:lang w:val="en-US" w:eastAsia="zh-CN"/>
+        </w:rPr>
+        <w:t>2026.4.2  发现了spring的bean可能会因为注入等的影响导致无法被加载   能不能弄一种处理方式避免出现这个</w:t>
+      </w:r>
+      <w:bookmarkStart w:id="1" w:name="_GoBack"/>
+      <w:bookmarkEnd w:id="1"/>
+      <w:r>
+        <w:rPr>
+          <w:rFonts w:hint="eastAsia"/>
+          <w:highlight w:val="cyan"/>
+          <w:lang w:val="en-US" w:eastAsia="zh-CN"/>
+        </w:rPr>
+        <w:t>问题呢    可以使用统一的redis封装工具类解决这个问题  所以企业要经常封装一些东西防止滥用</w:t>
+      </w:r>
+    </w:p>
+    <w:p>
+      <w:pPr>
+        <w:rPr>
+          <w:rFonts w:hint="eastAsia"/>
+          <w:highlight w:val="cyan"/>
+          <w:lang w:val="en-US" w:eastAsia="zh-CN"/>
+        </w:rPr>
+      </w:pPr>
+    </w:p>
+    <w:p>
+      <w:pPr>
+        <w:rPr>
+          <w:rFonts w:hint="default"/>
+          <w:highlight w:val="cyan"/>
+          <w:lang w:val="en-US" w:eastAsia="zh-CN"/>
+        </w:rPr>
+      </w:pPr>
+    </w:p>
+    <w:p>
+      <w:pPr>
+        <w:rPr>
+          <w:rFonts w:hint="default"/>
+          <w:lang w:val="en-US" w:eastAsia="zh-CN"/>
+        </w:rPr>
+      </w:pPr>
+      <w:r>
+        <w:rPr>
+          <w:rFonts w:hint="eastAsia"/>
+          <w:lang w:val="en-US" w:eastAsia="zh-CN"/>
+        </w:rPr>
+        <w:t xml:space="preserve"> 可以写一下后端三段式的请求架构  然后写道项目亮点里面 然后唯一的taskid 有什么作用</w:t>
+      </w:r>
+    </w:p>
+    <w:p>
+      <w:pPr>
+        <w:rPr>
+          <w:rFonts w:hint="default"/>
+          <w:lang w:val="en-US" w:eastAsia="zh-CN"/>
+        </w:rPr>
+      </w:pPr>
+    </w:p>
+    <w:p>
+      <w:pPr>
+        <w:rPr>
+          <w:rFonts w:hint="eastAsia"/>
+          <w:lang w:val="en-US" w:eastAsia="zh-CN"/>
+        </w:rPr>
+      </w:pPr>
+    </w:p>
+    <w:p>
+      <w:pPr>
+        <w:rPr>
+          <w:rFonts w:hint="default"/>
+          <w:lang w:val="en-US" w:eastAsia="zh-CN"/>
+        </w:rPr>
+      </w:pPr>
+      <w:r>
+        <w:rPr>
+          <w:rFonts w:hint="eastAsia"/>
+          <w:lang w:val="en-US" w:eastAsia="zh-CN"/>
+        </w:rPr>
+        <w:t>可以写解决了前端qiankun没有实时更新子模块资源的问题</w:t>
+      </w:r>
+    </w:p>
+    <w:p>
+      <w:pPr>
+        <w:rPr>
+          <w:rFonts w:hint="eastAsia"/>
+          <w:lang w:val="en-US" w:eastAsia="zh-CN"/>
+        </w:rPr>
+      </w:pPr>
+    </w:p>
+    <w:p>
+      <w:pPr>
+        <w:rPr>
+          <w:rFonts w:hint="eastAsia"/>
+          <w:lang w:val="en-US" w:eastAsia="zh-CN"/>
+        </w:rPr>
+      </w:pPr>
+    </w:p>
+    <w:p>
+      <w:pPr>
+        <w:rPr>
+          <w:rFonts w:hint="eastAsia"/>
+          <w:lang w:val="en-US" w:eastAsia="zh-CN"/>
+        </w:rPr>
+      </w:pPr>
+    </w:p>
+    <w:p>
+      <w:pPr>
+        <w:rPr>
+          <w:rFonts w:hint="eastAsia"/>
+          <w:lang w:val="en-US" w:eastAsia="zh-CN"/>
+        </w:rPr>
+      </w:pPr>
+    </w:p>
+    <w:p>
+      <w:pPr>
+        <w:rPr>
+          <w:rFonts w:hint="eastAsia"/>
+          <w:lang w:val="en-US" w:eastAsia="zh-CN"/>
+        </w:rPr>
+      </w:pPr>
+    </w:p>
+    <w:p>
+      <w:pPr>
+        <w:rPr>
+          <w:rFonts w:hint="eastAsia"/>
+          <w:lang w:val="en-US" w:eastAsia="zh-CN"/>
+        </w:rPr>
+      </w:pPr>
+    </w:p>
+    <w:p>
+      <w:pPr>
+        <w:rPr>
+          <w:rFonts w:hint="eastAsia"/>
+          <w:lang w:val="en-US" w:eastAsia="zh-CN"/>
+        </w:rPr>
+      </w:pPr>
+    </w:p>
+    <w:p>
+      <w:pPr>
+        <w:rPr>
+          <w:rFonts w:hint="eastAsia"/>
+          <w:lang w:val="en-US" w:eastAsia="zh-CN"/>
+        </w:rPr>
+      </w:pPr>
+    </w:p>
+    <w:p>
+      <w:pPr>
+        <w:rPr>
+          <w:rFonts w:hint="eastAsia"/>
+          <w:lang w:val="en-US" w:eastAsia="zh-CN"/>
+        </w:rPr>
+      </w:pPr>
+    </w:p>
+    <w:p>
+      <w:pPr>
+        <w:rPr>
+          <w:rFonts w:hint="eastAsia"/>
+          <w:lang w:val="en-US" w:eastAsia="zh-CN"/>
+        </w:rPr>
+      </w:pPr>
+    </w:p>
+    <w:p>
+      <w:pPr>
+        <w:rPr>
+          <w:rFonts w:hint="eastAsia"/>
+          <w:lang w:val="en-US" w:eastAsia="zh-CN"/>
+        </w:rPr>
+      </w:pPr>
+    </w:p>
+    <w:p>
+      <w:pPr>
+        <w:rPr>
+          <w:rFonts w:hint="eastAsia"/>
+          <w:lang w:val="en-US" w:eastAsia="zh-CN"/>
+        </w:rPr>
+      </w:pPr>
+    </w:p>
+    <w:p>
+      <w:pPr>
+        <w:rPr>
+          <w:rFonts w:hint="eastAsia"/>
+          <w:lang w:val="en-US" w:eastAsia="zh-CN"/>
+        </w:rPr>
+      </w:pPr>
+    </w:p>
+    <w:p>
+      <w:pPr>
+        <w:rPr>
+          <w:rFonts w:hint="eastAsia"/>
+          <w:lang w:val="en-US" w:eastAsia="zh-CN"/>
+        </w:rPr>
+      </w:pPr>
+    </w:p>
+    <w:p>
+      <w:pPr>
+        <w:rPr>
+          <w:rFonts w:hint="eastAsia"/>
+          <w:lang w:val="en-US" w:eastAsia="zh-CN"/>
+        </w:rPr>
+      </w:pPr>
+    </w:p>
+    <w:p>
+      <w:pPr>
+        <w:rPr>
+          <w:rFonts w:hint="eastAsia"/>
+          <w:lang w:val="en-US" w:eastAsia="zh-CN"/>
+        </w:rPr>
+      </w:pPr>
+    </w:p>
+    <w:p>
+      <w:pPr>
+        <w:rPr>
+          <w:rFonts w:hint="eastAsia"/>
+          <w:lang w:val="en-US" w:eastAsia="zh-CN"/>
+        </w:rPr>
+      </w:pPr>
+    </w:p>
+    <w:p>
+      <w:pPr>
+        <w:rPr>
+          <w:rFonts w:hint="eastAsia"/>
+          <w:lang w:val="en-US" w:eastAsia="zh-CN"/>
+        </w:rPr>
+      </w:pPr>
+    </w:p>
+    <w:p>
+      <w:pPr>
+        <w:rPr>
+          <w:rFonts w:hint="eastAsia"/>
+          <w:lang w:val="en-US" w:eastAsia="zh-CN"/>
+        </w:rPr>
+      </w:pPr>
+    </w:p>
+    <w:p>
+      <w:pPr>
+        <w:rPr>
+          <w:rFonts w:hint="eastAsia"/>
+          <w:lang w:val="en-US" w:eastAsia="zh-CN"/>
+        </w:rPr>
+      </w:pPr>
+    </w:p>
+    <w:p>
+      <w:pPr>
+        <w:rPr>
+          <w:rFonts w:hint="eastAsia"/>
+          <w:lang w:val="en-US" w:eastAsia="zh-CN"/>
+        </w:rPr>
+      </w:pPr>
+    </w:p>
+    <w:p>
+      <w:pPr>
+        <w:rPr>
+          <w:rFonts w:hint="eastAsia"/>
+          <w:lang w:val="en-US" w:eastAsia="zh-CN"/>
+        </w:rPr>
+      </w:pPr>
+    </w:p>
+    <w:p>
+      <w:pPr>
+        <w:rPr>
+          <w:rFonts w:hint="eastAsia"/>
+          <w:lang w:val="en-US" w:eastAsia="zh-CN"/>
+        </w:rPr>
+      </w:pPr>
+    </w:p>
+    <w:p>
+      <w:pPr>
+        <w:rPr>
+          <w:rFonts w:hint="eastAsia"/>
+          <w:lang w:val="en-US" w:eastAsia="zh-CN"/>
+        </w:rPr>
+      </w:pPr>
+    </w:p>
+    <w:p>
+      <w:pPr>
+        <w:rPr>
+          <w:rFonts w:hint="eastAsia"/>
+          <w:lang w:val="en-US" w:eastAsia="zh-CN"/>
+        </w:rPr>
+      </w:pPr>
+    </w:p>
+    <w:p>
+      <w:pPr>
+        <w:rPr>
+          <w:rFonts w:hint="eastAsia"/>
+          <w:lang w:val="en-US" w:eastAsia="zh-CN"/>
+        </w:rPr>
+      </w:pPr>
+    </w:p>
+    <w:p>
+      <w:pPr>
+        <w:rPr>
+          <w:rFonts w:hint="eastAsia"/>
+          <w:lang w:val="en-US" w:eastAsia="zh-CN"/>
+        </w:rPr>
+      </w:pPr>
+    </w:p>
+    <w:p>
+      <w:pPr>
+        <w:rPr>
+          <w:rFonts w:hint="eastAsia"/>
+          <w:lang w:val="en-US" w:eastAsia="zh-CN"/>
+        </w:rPr>
+      </w:pPr>
+    </w:p>
+    <w:p>
+      <w:pPr>
+        <w:rPr>
+          <w:rFonts w:hint="eastAsia"/>
+          <w:lang w:val="en-US" w:eastAsia="zh-CN"/>
+        </w:rPr>
+      </w:pPr>
+    </w:p>
+    <w:p>
+      <w:pPr>
+        <w:rPr>
+          <w:rFonts w:hint="eastAsia"/>
+          <w:lang w:val="en-US" w:eastAsia="zh-CN"/>
+        </w:rPr>
+      </w:pPr>
+    </w:p>
+    <w:p>
+      <w:pPr>
+        <w:rPr>
+          <w:rFonts w:hint="eastAsia"/>
+          <w:lang w:val="en-US" w:eastAsia="zh-CN"/>
+        </w:rPr>
+      </w:pPr>
+    </w:p>
+    <w:p>
+      <w:pPr>
+        <w:rPr>
+          <w:rFonts w:hint="eastAsia"/>
+          <w:lang w:val="en-US" w:eastAsia="zh-CN"/>
+        </w:rPr>
+      </w:pPr>
+    </w:p>
+    <w:p>
+      <w:pPr>
+        <w:rPr>
+          <w:rFonts w:hint="eastAsia"/>
+          <w:lang w:val="en-US" w:eastAsia="zh-CN"/>
+        </w:rPr>
+      </w:pPr>
+    </w:p>
+    <w:p>
+      <w:pPr>
+        <w:rPr>
+          <w:rFonts w:hint="eastAsia"/>
+          <w:lang w:val="en-US" w:eastAsia="zh-CN"/>
+        </w:rPr>
+      </w:pPr>
+    </w:p>
+    <w:p>
+      <w:pPr>
+        <w:rPr>
+          <w:rFonts w:hint="eastAsia"/>
+          <w:lang w:val="en-US" w:eastAsia="zh-CN"/>
+        </w:rPr>
+      </w:pPr>
+    </w:p>
+    <w:p>
+      <w:pPr>
+        <w:rPr>
+          <w:rFonts w:hint="eastAsia"/>
+          <w:lang w:val="en-US" w:eastAsia="zh-CN"/>
+        </w:rPr>
+      </w:pPr>
+    </w:p>
+    <w:p>
+      <w:pPr>
+        <w:rPr>
+          <w:rFonts w:hint="eastAsia"/>
+          <w:lang w:val="en-US" w:eastAsia="zh-CN"/>
+        </w:rPr>
+      </w:pPr>
+    </w:p>
+    <w:p>
+      <w:pPr>
+        <w:rPr>
+          <w:rFonts w:hint="eastAsia"/>
+          <w:lang w:val="en-US" w:eastAsia="zh-CN"/>
+        </w:rPr>
+      </w:pPr>
+    </w:p>
+    <w:p>
+      <w:pPr>
+        <w:rPr>
+          <w:rFonts w:hint="eastAsia"/>
+          <w:lang w:val="en-US" w:eastAsia="zh-CN"/>
+        </w:rPr>
+      </w:pPr>
+    </w:p>
+    <w:p>
+      <w:pPr>
+        <w:rPr>
+          <w:rFonts w:hint="eastAsia"/>
+          <w:lang w:val="en-US" w:eastAsia="zh-CN"/>
+        </w:rPr>
+      </w:pPr>
+    </w:p>
+    <w:p>
+      <w:pPr>
+        <w:rPr>
+          <w:rFonts w:hint="eastAsia"/>
+          <w:lang w:val="en-US" w:eastAsia="zh-CN"/>
+        </w:rPr>
+      </w:pPr>
+    </w:p>
+    <w:p>
+      <w:pPr>
+        <w:rPr>
+          <w:rFonts w:hint="eastAsia"/>
+          <w:lang w:val="en-US" w:eastAsia="zh-CN"/>
+        </w:rPr>
+      </w:pPr>
+    </w:p>
+    <w:p>
+      <w:pPr>
+        <w:rPr>
+          <w:rFonts w:hint="eastAsia"/>
+          <w:lang w:val="en-US" w:eastAsia="zh-CN"/>
+        </w:rPr>
+      </w:pPr>
+    </w:p>
+    <w:p>
+      <w:pPr>
+        <w:rPr>
+          <w:rFonts w:hint="eastAsia"/>
+          <w:lang w:val="en-US" w:eastAsia="zh-CN"/>
+        </w:rPr>
+      </w:pPr>
+    </w:p>
+    <w:p>
+      <w:pPr>
+        <w:rPr>
+          <w:rFonts w:hint="eastAsia"/>
+          <w:lang w:val="en-US" w:eastAsia="zh-CN"/>
+        </w:rPr>
+      </w:pPr>
+    </w:p>
+    <w:p>
+      <w:pPr>
+        <w:rPr>
+          <w:rFonts w:hint="eastAsia"/>
+          <w:lang w:val="en-US" w:eastAsia="zh-CN"/>
+        </w:rPr>
+      </w:pPr>
+    </w:p>
+    <w:p>
+      <w:pPr>
+        <w:rPr>
+          <w:rFonts w:hint="eastAsia"/>
+          <w:lang w:val="en-US" w:eastAsia="zh-CN"/>
+        </w:rPr>
+      </w:pPr>
+    </w:p>
+    <w:p>
+      <w:pPr>
+        <w:rPr>
+          <w:rFonts w:hint="eastAsia"/>
+          <w:lang w:val="en-US" w:eastAsia="zh-CN"/>
+        </w:rPr>
+      </w:pPr>
+    </w:p>
+    <w:p>
+      <w:pPr>
+        <w:rPr>
+          <w:rFonts w:hint="eastAsia"/>
+          <w:lang w:val="en-US" w:eastAsia="zh-CN"/>
+        </w:rPr>
+      </w:pPr>
+    </w:p>
+    <w:p>
+      <w:pPr>
+        <w:rPr>
+          <w:rFonts w:hint="eastAsia"/>
+          <w:lang w:val="en-US" w:eastAsia="zh-CN"/>
+        </w:rPr>
+      </w:pPr>
+    </w:p>
+    <w:p>
+      <w:pPr>
+        <w:rPr>
+          <w:rFonts w:hint="eastAsia"/>
+          <w:lang w:val="en-US" w:eastAsia="zh-CN"/>
+        </w:rPr>
+      </w:pPr>
+    </w:p>
+    <w:p>
+      <w:pPr>
+        <w:rPr>
+          <w:rFonts w:hint="eastAsia"/>
+          <w:lang w:val="en-US" w:eastAsia="zh-CN"/>
+        </w:rPr>
+      </w:pPr>
+    </w:p>
+    <w:p>
+      <w:pPr>
+        <w:rPr>
+          <w:rFonts w:hint="eastAsia"/>
+          <w:lang w:val="en-US" w:eastAsia="zh-CN"/>
+        </w:rPr>
+      </w:pPr>
+    </w:p>
+    <w:p>
+      <w:pPr>
+        <w:rPr>
+          <w:rFonts w:hint="eastAsia"/>
+          <w:lang w:val="en-US" w:eastAsia="zh-CN"/>
+        </w:rPr>
+      </w:pPr>
+    </w:p>
+    <w:p>
+      <w:pPr>
+        <w:rPr>
+          <w:rFonts w:hint="eastAsia"/>
+          <w:lang w:val="en-US" w:eastAsia="zh-CN"/>
+        </w:rPr>
+      </w:pPr>
+    </w:p>
     <w:p>
       <w:pPr>
         <w:rPr>
@@ -994,22 +1534,7 @@
           <w:szCs w:val="19"/>
           <w:lang w:val="en-US" w:eastAsia="zh-CN" w:bidi="ar"/>
         </w:rPr>
-        <w:t>无锁</w:t>
-      </w:r>
-      <w:bookmarkStart w:id="1" w:name="_GoBack"/>
-      <w:bookmarkEnd w:id="1"/>
-      <w:r>
-        <w:rPr>
-          <w:rStyle w:val="4"/>
-          <w:rFonts w:hint="eastAsia" w:ascii="宋体" w:hAnsi="宋体" w:eastAsia="宋体" w:cs="宋体"/>
-          <w:b/>
-          <w:bCs/>
-          <w:kern w:val="0"/>
-          <w:sz w:val="19"/>
-          <w:szCs w:val="19"/>
-          <w:lang w:val="en-US" w:eastAsia="zh-CN" w:bidi="ar"/>
-        </w:rPr>
-        <w:t>读、有锁写</w:t>
+        <w:t>无锁读、有锁写</w:t>
       </w:r>
       <w:r>
         <w:rPr>
